--- a/server/ProertyResult.docx
+++ b/server/ProertyResult.docx
@@ -133,7 +133,7 @@
         <w:t xml:space="preserve"/>
       </w:r>
       <w:r>
-        <w:t xml:space="preserve">Wed May 15 2024 03:05:12 GMT+0500 (Pakistan Standard Time)</w:t>
+        <w:t xml:space="preserve">Wed May 15 2024 11:42:45 GMT+0500 (Pakistan Standard Time)</w:t>
       </w:r>
       <w:r>
         <w:t xml:space="preserve"/>
@@ -178,6 +178,116 @@
         <w:t xml:space="preserve"/>
       </w:r>
       <w:r>
+        <w:t xml:space="preserve">Shazhaib</w:t>
+      </w:r>
+      <w:r>
+        <w:t xml:space="preserve"/>
+      </w:r>
+      <w:proofErr w:type="spellStart"/>
+      <w:r>
+        <w:rPr>
+          <w:bCs/>
+          <w:u w:color="000000"/>
+        </w:rPr>
+        <w:t/>
+      </w:r>
+      <w:proofErr w:type="spellEnd"/>
+      <w:r>
+        <w:rPr>
+          <w:bCs/>
+          <w:u w:color="000000"/>
+        </w:rPr>
+        <w:t/>
+      </w:r>
+      <w:proofErr w:type="gramStart"/>
+      <w:r>
+        <w:rPr>
+          <w:bCs/>
+          <w:u w:color="000000"/>
+        </w:rPr>
+        <w:t xml:space="preserve"> ,</w:t>
+      </w:r>
+      <w:proofErr w:type="gramEnd"/>
+      <w:r>
+        <w:rPr>
+          <w:bCs/>
+          <w:u w:color="000000"/>
+        </w:rPr>
+        <w:t xml:space="preserve"> residing at </w:t>
+      </w:r>
+      <w:r>
+        <w:rPr>
+          <w:bCs/>
+          <w:u w:color="000000"/>
+        </w:rPr>
+        <w:t xml:space="preserve"/>
+      </w:r>
+      <w:r>
+        <w:t xml:space="preserve">44D-JoharTown</w:t>
+      </w:r>
+      <w:r>
+        <w:t xml:space="preserve"/>
+      </w:r>
+      <w:proofErr w:type="spellStart"/>
+      <w:r>
+        <w:rPr>
+          <w:bCs/>
+          <w:u w:color="000000"/>
+        </w:rPr>
+        <w:t/>
+      </w:r>
+      <w:proofErr w:type="spellEnd"/>
+      <w:r>
+        <w:rPr>
+          <w:bCs/>
+          <w:u w:color="000000"/>
+        </w:rPr>
+        <w:t xml:space="preserve"> </w:t>
+      </w:r>
+      <w:r>
+        <w:rPr>
+          <w:bCs/>
+          <w:u w:color="000000"/>
+        </w:rPr>
+        <w:t>(hereinafter referred to as "Seller"),</w:t>
+      </w:r>
+    </w:p>
+    <w:p>
+      <w:pPr>
+        <w:spacing w:after="427" w:line="259" w:lineRule="auto"/>
+        <w:ind w:left="0" w:right="183" w:firstLine="0"/>
+        <w:jc w:val="center"/>
+        <w:rPr>
+          <w:bCs/>
+          <w:u w:color="000000"/>
+        </w:rPr>
+      </w:pPr>
+      <w:r>
+        <w:rPr>
+          <w:bCs/>
+          <w:u w:color="000000"/>
+        </w:rPr>
+        <w:t>and</w:t>
+      </w:r>
+    </w:p>
+    <w:p>
+      <w:pPr>
+        <w:spacing w:after="427" w:line="259" w:lineRule="auto"/>
+        <w:ind w:left="0" w:right="183" w:firstLine="0"/>
+        <w:jc w:val="center"/>
+        <w:rPr>
+          <w:bCs/>
+          <w:u w:color="000000"/>
+        </w:rPr>
+      </w:pPr>
+      <w:r>
+        <w:rPr>
+          <w:bCs/>
+          <w:u w:color="000000"/>
+        </w:rPr>
+        <w:t xml:space="preserve"/>
+      </w:r>
+      <w:r>
         <w:t xml:space="preserve">umair</w:t>
       </w:r>
       <w:r>
@@ -197,33 +307,89 @@
           <w:bCs/>
           <w:u w:color="000000"/>
         </w:rPr>
+        <w:t xml:space="preserve"/>
+      </w:r>
+      <w:r>
+        <w:rPr>
+          <w:bCs/>
+          <w:u w:color="000000"/>
+        </w:rPr>
+        <w:t xml:space="preserve"> residing at </w:t>
+      </w:r>
+      <w:r>
+        <w:rPr>
+          <w:bCs/>
+          <w:u w:color="000000"/>
+        </w:rPr>
+        <w:t xml:space="preserve"/>
+      </w:r>
+      <w:r>
+        <w:t xml:space="preserve">556L-al Rehaman Garden</w:t>
+      </w:r>
+      <w:r>
+        <w:t xml:space="preserve"/>
+      </w:r>
+      <w:proofErr w:type="spellStart"/>
+      <w:r>
+        <w:rPr>
+          <w:bCs/>
+          <w:u w:color="000000"/>
+        </w:rPr>
         <w:t/>
       </w:r>
-      <w:proofErr w:type="gramStart"/>
-      <w:r>
-        <w:rPr>
-          <w:bCs/>
-          <w:u w:color="000000"/>
-        </w:rPr>
-        <w:t xml:space="preserve"> ,</w:t>
-      </w:r>
-      <w:proofErr w:type="gramEnd"/>
-      <w:r>
-        <w:rPr>
-          <w:bCs/>
-          <w:u w:color="000000"/>
-        </w:rPr>
-        <w:t xml:space="preserve"> residing at </w:t>
-      </w:r>
-      <w:r>
-        <w:rPr>
-          <w:bCs/>
-          <w:u w:color="000000"/>
-        </w:rPr>
-        <w:t xml:space="preserve"/>
-      </w:r>
-      <w:r>
-        <w:t xml:space="preserve">mota</w:t>
+      <w:proofErr w:type="spellEnd"/>
+      <w:r>
+        <w:rPr>
+          <w:bCs/>
+          <w:u w:color="000000"/>
+        </w:rPr>
+        <w:t xml:space="preserve"> </w:t>
+      </w:r>
+      <w:r>
+        <w:rPr>
+          <w:bCs/>
+          <w:u w:color="000000"/>
+        </w:rPr>
+        <w:t>(hereinafter referred to as "Buyer").</w:t>
+      </w:r>
+    </w:p>
+    <w:p>
+      <w:pPr>
+        <w:spacing w:after="427" w:line="259" w:lineRule="auto"/>
+        <w:ind w:left="0" w:right="183" w:firstLine="0"/>
+        <w:jc w:val="center"/>
+        <w:rPr>
+          <w:bCs/>
+          <w:u w:color="000000"/>
+        </w:rPr>
+      </w:pPr>
+    </w:p>
+    <w:p>
+      <w:pPr>
+        <w:spacing w:after="427" w:line="259" w:lineRule="auto"/>
+        <w:ind w:left="0" w:right="183" w:firstLine="0"/>
+        <w:jc w:val="center"/>
+        <w:rPr>
+          <w:bCs/>
+          <w:u w:color="000000"/>
+        </w:rPr>
+      </w:pPr>
+      <w:r>
+        <w:rPr>
+          <w:bCs/>
+          <w:u w:color="000000"/>
+        </w:rPr>
+        <w:t xml:space="preserve">Whereas, Seller is the legal owner of the property located at </w:t>
+      </w:r>
+      <w:r>
+        <w:rPr>
+          <w:bCs/>
+          <w:u w:color="000000"/>
+        </w:rPr>
+        <w:t xml:space="preserve"/>
+      </w:r>
+      <w:r>
+        <w:t xml:space="preserve">jhsdh</w:t>
       </w:r>
       <w:r>
         <w:t xml:space="preserve"/>
@@ -249,172 +415,6 @@
           <w:bCs/>
           <w:u w:color="000000"/>
         </w:rPr>
-        <w:t>(hereinafter referred to as "Seller"),</w:t>
-      </w:r>
-    </w:p>
-    <w:p>
-      <w:pPr>
-        <w:spacing w:after="427" w:line="259" w:lineRule="auto"/>
-        <w:ind w:left="0" w:right="183" w:firstLine="0"/>
-        <w:jc w:val="center"/>
-        <w:rPr>
-          <w:bCs/>
-          <w:u w:color="000000"/>
-        </w:rPr>
-      </w:pPr>
-      <w:r>
-        <w:rPr>
-          <w:bCs/>
-          <w:u w:color="000000"/>
-        </w:rPr>
-        <w:t>and</w:t>
-      </w:r>
-    </w:p>
-    <w:p>
-      <w:pPr>
-        <w:spacing w:after="427" w:line="259" w:lineRule="auto"/>
-        <w:ind w:left="0" w:right="183" w:firstLine="0"/>
-        <w:jc w:val="center"/>
-        <w:rPr>
-          <w:bCs/>
-          <w:u w:color="000000"/>
-        </w:rPr>
-      </w:pPr>
-      <w:r>
-        <w:rPr>
-          <w:bCs/>
-          <w:u w:color="000000"/>
-        </w:rPr>
-        <w:t xml:space="preserve"/>
-      </w:r>
-      <w:r>
-        <w:t xml:space="preserve">Ali</w:t>
-      </w:r>
-      <w:r>
-        <w:t xml:space="preserve"/>
-      </w:r>
-      <w:proofErr w:type="spellStart"/>
-      <w:r>
-        <w:rPr>
-          <w:bCs/>
-          <w:u w:color="000000"/>
-        </w:rPr>
-        <w:t/>
-      </w:r>
-      <w:proofErr w:type="spellEnd"/>
-      <w:r>
-        <w:rPr>
-          <w:bCs/>
-          <w:u w:color="000000"/>
-        </w:rPr>
-        <w:t xml:space="preserve"/>
-      </w:r>
-      <w:r>
-        <w:rPr>
-          <w:bCs/>
-          <w:u w:color="000000"/>
-        </w:rPr>
-        <w:t xml:space="preserve"> residing at </w:t>
-      </w:r>
-      <w:r>
-        <w:rPr>
-          <w:bCs/>
-          <w:u w:color="000000"/>
-        </w:rPr>
-        <w:t xml:space="preserve"/>
-      </w:r>
-      <w:r>
-        <w:t xml:space="preserve">Tanda</w:t>
-      </w:r>
-      <w:r>
-        <w:t xml:space="preserve"/>
-      </w:r>
-      <w:proofErr w:type="spellStart"/>
-      <w:r>
-        <w:rPr>
-          <w:bCs/>
-          <w:u w:color="000000"/>
-        </w:rPr>
-        <w:t/>
-      </w:r>
-      <w:proofErr w:type="spellEnd"/>
-      <w:r>
-        <w:rPr>
-          <w:bCs/>
-          <w:u w:color="000000"/>
-        </w:rPr>
-        <w:t xml:space="preserve"> </w:t>
-      </w:r>
-      <w:r>
-        <w:rPr>
-          <w:bCs/>
-          <w:u w:color="000000"/>
-        </w:rPr>
-        <w:t>(hereinafter referred to as "Buyer").</w:t>
-      </w:r>
-    </w:p>
-    <w:p>
-      <w:pPr>
-        <w:spacing w:after="427" w:line="259" w:lineRule="auto"/>
-        <w:ind w:left="0" w:right="183" w:firstLine="0"/>
-        <w:jc w:val="center"/>
-        <w:rPr>
-          <w:bCs/>
-          <w:u w:color="000000"/>
-        </w:rPr>
-      </w:pPr>
-    </w:p>
-    <w:p>
-      <w:pPr>
-        <w:spacing w:after="427" w:line="259" w:lineRule="auto"/>
-        <w:ind w:left="0" w:right="183" w:firstLine="0"/>
-        <w:jc w:val="center"/>
-        <w:rPr>
-          <w:bCs/>
-          <w:u w:color="000000"/>
-        </w:rPr>
-      </w:pPr>
-      <w:r>
-        <w:rPr>
-          <w:bCs/>
-          <w:u w:color="000000"/>
-        </w:rPr>
-        <w:t xml:space="preserve">Whereas, Seller is the legal owner of the property located at </w:t>
-      </w:r>
-      <w:r>
-        <w:rPr>
-          <w:bCs/>
-          <w:u w:color="000000"/>
-        </w:rPr>
-        <w:t xml:space="preserve"/>
-      </w:r>
-      <w:r>
-        <w:t xml:space="preserve">Gujrat</w:t>
-      </w:r>
-      <w:r>
-        <w:t xml:space="preserve"/>
-      </w:r>
-      <w:proofErr w:type="spellStart"/>
-      <w:r>
-        <w:rPr>
-          <w:bCs/>
-          <w:u w:color="000000"/>
-        </w:rPr>
-        <w:t/>
-      </w:r>
-      <w:proofErr w:type="spellEnd"/>
-      <w:r>
-        <w:rPr>
-          <w:bCs/>
-          <w:u w:color="000000"/>
-        </w:rPr>
-        <w:t xml:space="preserve"> </w:t>
-      </w:r>
-      <w:r>
-        <w:rPr>
-          <w:bCs/>
-          <w:u w:color="000000"/>
-        </w:rPr>
         <w:t xml:space="preserve">described as </w:t>
       </w:r>
       <w:r>
@@ -425,7 +425,7 @@
         <w:t xml:space="preserve"/>
       </w:r>
       <w:r>
-        <w:t xml:space="preserve">none</w:t>
+        <w:t xml:space="preserve">5 marla Plot</w:t>
       </w:r>
       <w:r>
         <w:t xml:space="preserve"/>
@@ -578,7 +578,7 @@
         <w:t xml:space="preserve"> </w:t>
       </w:r>
       <w:r>
-        <w:t xml:space="preserve">12344</w:t>
+        <w:t xml:space="preserve">56 lakh</w:t>
       </w:r>
       <w:r>
         <w:t xml:space="preserve"/>
@@ -676,7 +676,7 @@
         <w:t xml:space="preserve"/>
       </w:r>
       <w:r>
-        <w:t xml:space="preserve">2024-05-15</w:t>
+        <w:t xml:space="preserve">2024-05-16</w:t>
       </w:r>
       <w:r>
         <w:t xml:space="preserve"/>
@@ -762,7 +762,7 @@
         <w:t xml:space="preserve"/>
       </w:r>
       <w:r>
-        <w:t xml:space="preserve">none</w:t>
+        <w:t xml:space="preserve">dssckzjcjbc</w:t>
       </w:r>
       <w:r>
         <w:t xml:space="preserve"/>
@@ -877,7 +877,7 @@
         <w:t xml:space="preserve"> </w:t>
       </w:r>
       <w:r>
-        <w:t xml:space="preserve">today</w:t>
+        <w:t xml:space="preserve">45 days</w:t>
       </w:r>
       <w:r>
         <w:t xml:space="preserve"/>
@@ -1128,7 +1128,7 @@
         <w:t xml:space="preserve"/>
       </w:r>
       <w:r>
-        <w:t xml:space="preserve">umer</w:t>
+        <w:t xml:space="preserve">umair</w:t>
       </w:r>
       <w:r>
         <w:t xml:space="preserve"/>
@@ -1191,7 +1191,7 @@
         <w:t xml:space="preserve"/>
       </w:r>
       <w:r>
-        <w:t xml:space="preserve">fazan</w:t>
+        <w:t xml:space="preserve">mustafa</w:t>
       </w:r>
       <w:r>
         <w:t xml:space="preserve"/>
@@ -1247,7 +1247,7 @@
         <w:t xml:space="preserve"/>
       </w:r>
       <w:r>
-        <w:t xml:space="preserve">Wed May 15 2024 03:05:12 GMT+0500 (Pakistan Standard Time)</w:t>
+        <w:t xml:space="preserve">Wed May 15 2024 11:42:45 GMT+0500 (Pakistan Standard Time)</w:t>
       </w:r>
       <w:r>
         <w:t xml:space="preserve"/>
